--- a/docs/2026-05-06.docx
+++ b/docs/2026-05-06.docx
@@ -169,7 +169,7 @@
           <w:color w:val="404040"/>
           <w:sz w:val="21"/>
         </w:rPr>
-        <w:t>Las administradoras presentaron a fines de abril un requerimiento en el TC, con el objetivo de impugnar una disposición de la reforma previsional. La solicitud fue acogida a trámite por la primera sala. Un nuevo capítulo sumóla disputa judicial que enfrenta a las AFP con la Superintendencia de Pensiones,por las disposiciones contenidas en la Norma de Carácter General N° 354 que, en enero de 2026, emitió el regulador para incrementar los requisitos para la conformación de directorios y equipos de inversión de las gestoras. Las seis administradoras –menos AFP UNO-,presentaron en febrero un recurso de protección ante la Corte de Apelaciones de Santiago, y ahora decidieron llevar la causa al Tribunal Constitucional (TC), a través de un requerimiento de inaplicabilidad por inconstitucionalidad ingresado el 24 de abril.</w:t>
+        <w:t>Seis AFP presentaron en abril un requerimiento de inaplicabilidad por inconstitucionalidad ante el Tribunal Constitucional, impugnando una disposición de la reforma previsional que delegaría en la Superintendencia de Pensiones facultades que, según la Constitución, corresponden al legislador. La norma cuestionada exige que la mayoría de los directores y equipos de inversión de las AFP acrediten al menos cinco años de experiencia en firmas que administren activos por sobre US$ 1.000 millones en industrias financieras reguladas. El TC acogió a trámite el requerimiento el 30 de abril y suspendió la tramitación del recurso de protección paralelo en la Corte de Apelaciones. Las AFP argumentan que esta delegación normativa coarta su libertad organizacional y afecta derechos fundamentales reconocidos por la Constitución.</w:t>
       </w:r>
     </w:p>
     <w:p>
@@ -215,7 +215,7 @@
           <w:color w:val="404040"/>
           <w:sz w:val="21"/>
         </w:rPr>
-        <w:t>Según la acción legal, fondos de la gestora realizaron préstamos a un desarrollo residencial que “no estuvieron respaldados por garantías reales proporcionales al monto comprometido ni por mecanismos eficaces” para asegurar la recuperación del capital. De la trama también forman parte los empresarios Marcelo Pesce y Victoriano Cerda. La trama delcaso Sartorcontinúa sumando aristas. Al allanamiento del viernesa las dependencias de Azul Azul y a domicilios de Michael Clark y sus sociedades, esta semana se agregó una nueva querella contra exdirectivos y los principales socios de la firma. El martes,Toesca amplió su acción legal contra el principal socio, Pedro Pablo Larraín; los directores de Sartor AGF Miguel León, Mauro Valdés, Óscar Ebel, Michael Clark, Alfredo Harz y Rodrigo Bustamante; y el exCEO Juan Carlos Jorquera.</w:t>
+        <w:t>Toesca, liquidadora de los fondos de Sartor AGF, amplió su querella criminal contra el socio principal Pedro Pablo Larraín, seis directores y el ex CEO de la gestora, acusándolos de negociación incompatible y administración desleal. La acción judicial detalla que entre 2022 y 2024 distintos fondos de Sartor prestaron cerca de US$ 32,5 millones para financiar el proyecto residencial 'Faena Residences Miami' sin garantías reales proporcionales, beneficiando a sociedades controladas por el propio Larraín junto a los empresarios Victoriano Cerda y Marcelo Pesce. El fondo Táctico Internacional llegó a concentrar el 65% de sus activos en ese único proyecto, cuyo valor se deterioró un 47% al cierre de 2024. Una operación adicional con Atlas Bank involucró créditos a la matriz de Sartor garantizados con recursos de terceros depositados en los fondos.</w:t>
       </w:r>
     </w:p>
     <w:p>
@@ -261,7 +261,7 @@
           <w:color w:val="404040"/>
           <w:sz w:val="21"/>
         </w:rPr>
-        <w:t>El grupo de aerolíneas subió 10% en la sesión, después de reportar el trimestre más sólido de su historia, mientras que los números también positivos del minorista lo llevaron a su mayor alza bursátil desde 2022. En Wall Street, los índices batieron nuevos récords con alta demanda por acciones tecnológicas. La bolsa chilena se fue para arriba este miércoles, pues no sóloun posible acuerdo de paz entre Estados Unidos e Iráncatapultó a los índices bursátiles en todo el mundo, sino que también la temporada de resultados del primer trimestre ha avanzado bien entre las principales empresas locales. El S&amp;P IPSA avanzó 2,3% para cerrar en 10.936,58 puntos, revirtiendo por completo las caídas de las dos sesiones anteriores.Los montos transados de acciones nacionales superaron los$ 200 mil millones.</w:t>
+        <w:t>El índice IPSA avanzó 2,3% para cerrar en 10.936 puntos, liderado por Latam Airlines (+10%) y Falabella (+7,8%), que reportaron resultados del primer trimestre muy por sobre las expectativas del mercado. Latam publicó el trimestre más sólido de su historia, con un Ebitdar de US$ 1.300 millones y una ganancia neta de US$ 576 millones, superando ampliamente el consenso de US$ 424 millones. En paralelo, noticias sobre un posible memorándum de entendimiento entre EEUU e Irán para poner fin al conflicto en Medio Oriente impulsaron alzas globales, mientras el petróleo Brent caía 7,5% a US$ 101,7 por barril. Wall Street también batió récords, con el Nasdaq subiendo 2% y el S&amp;P 500 un 1,5%, impulsados por los resultados de AMD.</w:t>
       </w:r>
     </w:p>
     <w:p>
@@ -307,7 +307,7 @@
           <w:color w:val="404040"/>
           <w:sz w:val="21"/>
         </w:rPr>
-        <w:t>El petróleo Brent se desplomaba 7,8% y el cobre Comex se disparaba 3,2%, mientras que el dollar index retrocedía 0,4%. Las noticias llegaron después de que los ministros de Relaciones Exteriores de China e Irán sostuvieran una reunión este miércoles en Beijing. Noticias sobre unmemorando de una páginaimpulsaron fuertes ventas de dólares y ganancias de más de 3% en el precio del cobre este miércoles. Se trata de un acuerdo que podría terminar con más de dos meses de conflicto en el golfo Pérsico. La paridad dólar-peso cayó $ 14,7 hasta los $ 891,9 al cierre de la jornada, y así profundizóel descenso de la víspera, después de que la semana empezara con un fuerte salto en las pantallas de Bloomberg.</w:t>
+        <w:t>El tipo de cambio dólar-peso cayó $14,7 hasta los $891,9 al cierre de la jornada, en una sesión dominada por las expectativas de un acuerdo de paz entre EEUU e Irán, según reportó Axios. El cobre Comex saltó 3,2% a US$ 6,18 por libra y el petróleo Brent se desplomó 7,8% a US$ 101,3, mientras el dólar global retrocedía frente a las principales divisas emergentes. El memorándum negociado declararía el fin de las hostilidades e iniciaría 30 días de negociaciones sobre el estrecho de Ormuz, el programa nuclear iraní y el levantamiento de sanciones. Analistas proyectan que si el acuerdo se consolida el dólar podría converger hacia $860-$870, nivel donde el mercado comenzaría a mirar factores macroeconómicos internos.</w:t>
       </w:r>
     </w:p>
     <w:p>
@@ -353,7 +353,7 @@
           <w:color w:val="404040"/>
           <w:sz w:val="21"/>
         </w:rPr>
-        <w:t>El encuentro se realiza hoy y mañana con más de 6.000 asistentes esperados y una agenda marcada por regulación, inclusión financiera y la exposición de Nubank o Revolut. Con delegaciones de más de 30 países,FinteChiledio inicio este miércoles al "Chile Fintech Forum 2026", encuentro que reunirá durante el 6 y 7 de mayo a actores de la industria financiera, tecnológica y regulatoria para abordar los principales desafíos del ecosistema. El encuentro tendrá a 6.000 asistentes, 90speakersnacionales e internacionales, 70standsy cuatro escenarios simultáneos.</w:t>
+        <w:t>FinteChile inauguró el Chile Fintech Forum 2026 con más de 6.000 asistentes, 90 expositores internacionales y delegaciones de más de 30 países, abordando regulación, inclusión financiera y tecnología. Carlos Prada, director de operaciones de Nubank —que supera los 130 millones de clientes en Brasil, México y Colombia— destacó que la revolución fintech apenas comienza y que en los mercados donde opera la empresa la concentración bancaria se redujo unos 10 puntos porcentuales. El evento contó con la participación del subsecretario de Hacienda y el director del SII, aunque la CMF estuvo ausente pese a ser el regulador clave de la industria. Prada subrayó que el 40% de la población latinoamericana aún no accede plenamente a servicios financieros, lo que representa una oportunidad central para los nuevos actores digitales.</w:t>
       </w:r>
     </w:p>
     <w:p>
@@ -445,7 +445,7 @@
           <w:color w:val="404040"/>
           <w:sz w:val="21"/>
         </w:rPr>
-        <w:t>El resto de los selectivos tuvieron un buen resultados, gracias al rendimiento positivo de la renta variable. Todos los fondos de pensiones tuvieron un buen rendimiento en abril,excepto el E,el más conservador del sistema,que registró una baja real de 1,2% en el mes. ¿El motivo? Según informó la Superintendencia de Pensiones, el mal desempeño del selectivo se debió a las pérdidas de inversiones en instrumentos de renta fija, tanto nacional como extranjeros.</w:t>
+        <w:t>El fondo E de las AFP fue el único que registró pérdidas en abril, con una caída real de 1,2%, producto de las pérdidas en instrumentos de renta fija locales e internacionales ante el alza de las tasas de interés; el índice de bonos internacionales LEGATRUU cayó 2,08% en pesos en el mes. En contraste, los fondos A y B lideraron las ganancias con retornos reales de 4,8% y 3,9% respectivamente, mientras C avanzó 2% y D un 0,5%, todos impulsados por el buen desempeño de la renta variable global. En los últimos 12 meses todos los fondos siguen en terreno positivo: los más riesgosos, A y B, acumulan alzas reales de 21,4% y 17,1% respectivamente. El resultado confirma la mayor volatilidad del fondo E respecto a su diseño original, fenómeno que un reciente estudio de Fintual ya había documentado.</w:t>
       </w:r>
     </w:p>
     <w:p>
@@ -491,7 +491,7 @@
           <w:color w:val="404040"/>
           <w:sz w:val="21"/>
         </w:rPr>
-        <w:t>Según un informe de la Asociación de Retail Financiero, el fenómeno también tiene un perjuicio fiscal de US$ 100 millones anuales. Diversos actores de la industria financiera han advertido sobre elaumento del crédito informalen Chile y los peligros asociados a este negocio que no está regulado por la Comisión para el Mercado Financiero (CMF). De acuerdo con un informe de laAsociación de Retail Financiero (ARF), este es un mercado que moviliza cerca de US$ 4.000 millones al año y afecta a más de 600 mil personas. Ello, sin contar que el Estado deja de recibir US$ 100 millones en impuestos por este negocio no regulado.</w:t>
+        <w:t>Un informe de la Asociación de Retail Financiero cuantifica que el crédito informal en Chile mueve cerca de US$ 4.000 millones anuales, involucra a más de 600 mil personas y genera una pérdida fiscal de US$ 100 millones al año en impuestos no recaudados. El fenómeno abarca cuatro grandes bloques delictivos interconectados: lavado de dinero, fraudes financieros y de identidad, ciberdelincuencia organizada y préstamos informales del tipo 'gota a gota', este último con tasas de interés que pueden llegar a 10% diario. La última Encuesta Financiera de Hogares del Banco Central muestra que el 3,2% de los hogares utiliza fuentes de financiamiento no reguladas, en parte porque la última reforma a la Tasa Máxima Convencional habría excluido del crédito formal a unas 300 mil personas. La ARF propone otorgar a la CMF y al SERNAC facultades para bloquear aplicaciones fraudulentas y facilitar el acceso al microcrédito formal para recuperar a esos deudores del crimen organizado.</w:t>
       </w:r>
     </w:p>
     <w:p>
@@ -537,7 +537,7 @@
           <w:color w:val="404040"/>
           <w:sz w:val="21"/>
         </w:rPr>
-        <w:t>Según socio de riesgo y regulación financiera de la firma, Luis Figueroa, el ahorro de capital de los bancos sería más bajo que los US$ 10 mil millones que proyectó la CMF. A mediados de abril, lanueva presidenta de la Comisión para el Mercado Financiero (CMF), Catherine Tornel,informó que la institución impulsará el desarrollo demodelos internos para la medición del riesgo de crédito bancario, según está establecido en Basilea III. De esta forma, si los bancos chilenos así lo deciden, podríantransitar desde el actual modelo estandarizado hacia un esquema propio, validado previamente por el regulador.</w:t>
+        <w:t>La CMF anunció a mediados de abril que impulsará la adopción de modelos internos de medición del riesgo de crédito bancario según los estándares de Basilea III, medida bien recibida por la industria. Luis Figueroa, socio de riesgo y regulación de PwC y ex director de regulación prudencial de la CMF, estima que la implementación tomará al menos un año por banco, ya que además del desarrollo del modelo se requiere testeo, seguimiento e integración a los sistemas de gestión. El ahorro de capital proyectado por el regulador de US$ 10.000 millones podría ser algo inferior en la práctica, dado que no todos los bancos participarán y los modelos solo se aplicarían a ciertas carteras. Para los clientes, la liberación de capital permitiría a los bancos otorgar más crédito a menor costo interno, mejorando la oferta crediticia.</w:t>
       </w:r>
     </w:p>
     <w:p>
@@ -583,7 +583,7 @@
           <w:color w:val="404040"/>
           <w:sz w:val="21"/>
         </w:rPr>
-        <w:t>Las administradoras sacaron cuentas alegres del proceso, ya que lograron incorporar a nuevos representantes en firmas como Parque Arauco, Santander y Latam Airlines. Carolina Schmidt nueva directora independiente en Falabella. Juan Benavides Nuevo director independiente en Banco Santander. Pilar lamana nueva directora independiente en Parque Arauco. La semana pasada se cerró el período de juntas ordinarias de accionistas 2026 y las AFP fueron protagonistas en varias de estas asambleas.</w:t>
+        <w:t>Las AFP lograron elegir 28 directores independientes en 21 empresas durante el ciclo de juntas ordinarias de accionistas 2026, entre ellos 13 nuevos y 14 renovaciones, según la Asociación de AFP. En firmas de alta relevancia como Falabella incorporaron a la ex ministra Carolina Schmidt, en Latam a los ejecutivos Marcos Büchi y Felipe Cerón, y en Parque Arauco sumaron dos nuevos asientos en el directorio. En el sector financiero, la presencia de las administradoras se amplió en Banco Santander, Banco Itaú Chile y Banco de Chile, entre otros. El proceso es considerado exitoso dado que las AFP son inversionistas minoritarios y deben obtener el acuerdo de otros accionistas en la misma condición para concretar la elección.</w:t>
       </w:r>
     </w:p>
     <w:p>
@@ -644,7 +644,7 @@
           <w:color w:val="404040"/>
           <w:sz w:val="21"/>
         </w:rPr>
-        <w:t>En conversación con DF, el presidente de Anatel, Pablo Vidal, explicó que la medida sigue los pasos de Copesa, pero con matices. De izq. a der.: la directora ejecutiva de TVN, Susana García; el presidente de Anatel, Pablo Vidal, y el director ejecutivo de Canal 13, Cristián Ñúnez. Foto: Julio Castro. Hasta las dependencias de la Asociación Nacional de Televisión (Anatel) llegaron este miércoles los principales ejecutivos de canales televisivos, para hacer público el ingreso de una demanda ante el Tribunal de la Libre Competencia (TDLC) en contra de Alphabet, casa matriz de Google.</w:t>
+        <w:t>Canal 13, TVN, Mega, Chilevisión y TV+ presentaron demandas ante el Tribunal de Defensa de la Libre Competencia (TDLC) contra Alphabet, acusando a Google de abuso de posición dominante en los mercados de búsqueda y publicidad digital. Los canales alegan un uso de su contenido periodístico —incluyendo resúmenes generados con IA y videos de YouTube— sin compensación adecuada, y denuncian que Google actúa simultáneamente como comprador, corredor y vendedor en el mercado publicitario, lo que en cualquier otra industria exigiría separación estructural. Las acciones tienen precedente en Chile, dado que Copesa presentó una demanda similar en 2024, a la que luego se sumaron Radio Cooperativa y El Mostrador. Los canales solicitan al TDLC medidas correctivas similares a las ya mandatadas en 2024 por un tribunal federal de Estados Unidos.</w:t>
       </w:r>
     </w:p>
     <w:p>
@@ -690,7 +690,7 @@
           <w:color w:val="404040"/>
           <w:sz w:val="21"/>
         </w:rPr>
-        <w:t>Los ingresos del sector celulosa se contrajeron un 3,4% en términos interanuales, mientras que los de la división de productos de madera cayeron un 2,9%. La forestal Arauco, del grupo Angelini, anunció el miércoles pérdidas por US$ 49,4 millones en el primer trimestre, un 86,5% más profundas que el saldo negativo por US$ 26,5 millones que registró en los primeros tres meses del año pasado. El resultado también representa una disminución de US$100,6 millones en comparación con la ganancia de US$51,2 millones del cuarto trimestre de 2025,  "principalmente auna reducción en otros ingresosrelacionados con las ganancias por la valoración de activos biológicos en el cuarto trimestre de 2025, un aumento en otros gastos y una menor utilidad operativa de nuestra división de Productos de Madera".</w:t>
+        <w:t>Arauco, la forestal del grupo Angelini, reportó pérdidas de US$ 49,4 millones en el primer trimestre de 2026, un 86,5% más profundas que los US$ 26,5 millones negativos del mismo período del año anterior. Los ingresos totales cayeron 3,2% interanual a US$ 1.482,7 millones, con la división de celulosa contrayéndose 3,4% y la de productos de madera un 2,9%. El Ebitda ajustado fue de US$ 247 millones, un 29,1% inferior al primer trimestre de 2025. La empresa atribuye el deterioro en parte al alza de costos energéticos y de fletes vinculados al conflicto geopolítico en Medio Oriente.</w:t>
       </w:r>
     </w:p>
     <w:p>
@@ -736,7 +736,7 @@
           <w:color w:val="404040"/>
           <w:sz w:val="21"/>
         </w:rPr>
-        <w:t>En cuanto a sus ingresos por ventas, la compañía registró un leve crecimiento del 0,2%. Un resultado sólido en Chile, pero un consumo debilitado en Argentina junto con un contexto “particularmente difícil en el negocio del vino”. Así describió la Compañía de Cervecerías Unidas (CCU) su primer trimestre de 2026. En sus resultados presentados este miércoles ante la Comisión para el Mercado Financiero (CMF), la compañía parte del holding de Quiñenco registróingresos por ventas apenas un 0,2% mayores a los registrados en 2025, alcanzando los $ 819.515 millones. Su Ebitda, en tanto, también registró un leve crecimiento del 0,1%, con $ 131.644 millones respecto del 2025 ($ 131.554 millones).</w:t>
+        <w:t>CCU reportó una caída del 6,8% en sus utilidades atribuibles a los propietarios durante el primer trimestre de 2026, llegando a $53.856 millones, mientras sus ingresos apenas crecieron 0,2% interanual a $819.515 millones y el Ebitda se mantuvo prácticamente plano en $131.644 millones. El sólido desempeño en Chile (+13,7% en Ebitda) fue compensado por contracciones del 18,6% en negocios internacionales y del 50,1% en vinos. Argentina concentra las principales dificultades, con volúmenes de cerveza cayendo en dígito medio y una economía que la compañía califica como hiperinflacionaria desde 2018, expuesta a alta volatilidad cambiaria y tasas de interés elevadas. La firma advierte que los conflictos geopolíticos han encarecido sus costos de producción y obliga a navegar con cautela.</w:t>
       </w:r>
     </w:p>
     <w:p>
@@ -782,7 +782,7 @@
           <w:color w:val="404040"/>
           <w:sz w:val="21"/>
         </w:rPr>
-        <w:t>El buen resultado del trimestre se explica por una mayor valorización de los activos de la compañía y un mejor desempeño operacional. En un entorno global desafiante, nuestro negocio de centros comerciales mostró resiliencia, con crecimiento en visitas en los tres países donde operamos, reflejando la solidez de nuestros activos y nuestra atractiva propuesta comercial”. Esas fueron las palabras con las queSebastián Bellocchio, CEO Cenco Malls,describió el desempeño del primer trimestre de la firma parte del holding Cencosud. La compañía reportó un aumento del 54,3% en utilidades, alcanzando los $ 93.279 millones. Entre los motivos, Cenco Malls detalló que fue producto de “a una mejora en la valorización de los activos de la compañía,un mejor desempeño operacional y una favorable evolución del resultado no operacional del trimestre”.</w:t>
+        <w:t>Cenco Malls registró un alza del 54,3% en sus utilidades durante el primer trimestre de 2026, alcanzando $93.279 millones, impulsada principalmente por una mayor valorización de activos y un mejor desempeño operacional. Los ingresos crecieron 4,8% a $94.592 millones, sustentados en arriendo fijo y mayor ocupación de oficinas en la Gran Torre Costanera, aunque los arriendos variables cayeron por menor turismo extranjero. Las visitas a sus 41 centros comerciales en Chile, Perú y Colombia crecieron 5,1% hasta 34,9 millones de personas, mientras las ventas de locatarios bajaron 2,6% a $1.165.814 millones, afectadas por la menor actividad turística. El Ebitda avanzó 3,7% a $84.367 millones.</w:t>
       </w:r>
     </w:p>
     <w:p>
@@ -828,7 +828,7 @@
           <w:color w:val="404040"/>
           <w:sz w:val="21"/>
         </w:rPr>
-        <w:t>La iniciativa Conecta Norte, impulsada por BHP Foundation, Fundación País Digital y Desafío Latam, apunta a cubrir parte del déficit de capital humano que enfrenta la minería en áreas como automatización, análisis de datos y operación tecnológica. La industria minera enfrenta una presión creciente porfalta de capital humano especializado. La necesidad de avanzar hacia operaciones más automatizadas y digitales elevó la demanda por perfiles técnicos, al punto que elsector proyecta requerir 25 mil trabajadores a 2030. En ese escenario, empresas mineras, organismos públicos y entidades educacionales comenzaron a acelerar programas de formación en Antofagasta. Uno de ellos esConecta Norte, iniciativa que esta semana anunció 600 becas para jóvenes entre 17 y 20 años, enfocadas en capacitación para operaciones digitales, mantenimiento, seguridad y cultura minera.</w:t>
+        <w:t>El programa Conecta Norte, impulsado por Fundación País Digital y Desafío Latam con apoyo de BHP Foundation y Fundación Minera Escondida, anunció 600 becas para jóvenes de entre 17 y 20 años en Antofagasta, enfocadas en automatización, análisis de datos y operación tecnológica para la minería. La iniciativa responde a una brecha creciente de capital humano especializado: el sector proyecta necesitar 25.000 nuevos trabajadores hacia 2030 a medida que las operaciones se automatizan y digitalizan. El programa busca articular liceos, instituciones de educación superior y empresas mineras como Spence BHP, Escondida, SQM y Codelco con organismos como el Sence, OTIC Sofofa y la Municipalidad de Antofagasta. La minería aporta actualmente entre el 10% y el 15% del PIB nacional y cerca del 50% de las exportaciones del país.</w:t>
       </w:r>
     </w:p>
     <w:p>
@@ -874,7 +874,7 @@
           <w:color w:val="404040"/>
           <w:sz w:val="21"/>
         </w:rPr>
-        <w:t>La apertura de esta nueva área está proyectada para enero de 2027 y busca entregar atención especializada integral para pacientes que hoy deben recurrir a Santiago por cuidados médicos. LaClínica Costanera de Valdiviaoficializó la aceleración de su plan de expansión institucional mediante unainversión privada de US$ 15 millonesdestinada a la construcción del proyecto “Ribera”. La iniciativa, que presenta actualmente un avance de 37% en su infraestructura, busca absorber la demanda detratamientos oncológicos de alta complejidadpara pacientes residentes entre las regiones de La Araucanía y Magallanes, en un contexto nacional donde las listas de espera en esta especialidad superan las 27 mil personas.</w:t>
+        <w:t>Clínica Costanera de Valdivia anunció una inversión de US$ 15 millones para construir el proyecto 'Ribera', un edificio de cuatro pisos y 4.200 m² destinado a atención oncológica de alta complejidad para pacientes entre La Araucanía y Magallanes. La obra, que tiene un avance del 37%, proyecta inicio de operaciones en enero de 2027 e incluirá tres pabellones de cirugía mayor ambulatoria, 24 puestos de recuperación, 20 consultas médicas adicionales y dos aceleradores lineales para radioterapia. La iniciativa responde a que las listas de espera de radioterapia en Chile superan las 27 mil personas y casi la mitad de los pacientes con cáncer no accede oportunamente al tratamiento. El financiamiento es íntegramente privado y regional, sin dependencia de capitales externos.</w:t>
       </w:r>
     </w:p>
     <w:p>
@@ -920,7 +920,7 @@
           <w:color w:val="404040"/>
           <w:sz w:val="21"/>
         </w:rPr>
-        <w:t>La estatal boliviana invertirá este año cerca de US$ 50 millones en infraestructura para el transporte de hidrocarburos, de los cuales casi 20% irá al terminal Sica Sica, en Arica, y al proyecto Reversa Ossa 2, clave para el abastecimiento energético boliviano. La petrolera estatal boliviana Yacimientos Petrolíferos Fiscales Bolivianos (YPFB) anunció una inversión de US$ 9,8 millones en la Zona Portuaria de Arica, donde opera la terminal Sica Sica, instalación estratégica para la importación de crudo y combustibles hacia Bolivia. El anuncio fue realizado por elgerente general de YPFB Transporte, Óscar Guzmán, quien detalló que los recursos estarán enfocados principalmente en elproyecto Reversa Ossa 2, iniciativa que conecta mediante un oleoducto la terminal marítima de Arica con la localidad boliviana de Charaña.</w:t>
+        <w:t>La estatal petrolera boliviana YPFB invertirá US$ 9,8 millones en la terminal Sica Sica de Arica, principal punto de ingreso de combustibles hacia Bolivia, como parte de su plan de inversiones en infraestructura energética de US$ 50 millones para 2026. Los recursos se destinarán principalmente al proyecto Reversa Ossa 2, que conecta mediante un oleoducto el puerto de Arica con la localidad boliviana de Charaña. Las inversiones se aceleran en un contexto de problemas de abastecimiento en Bolivia: el gobierno denunció una 'mafia internacional' de adulteración de combustibles con pérdidas de US$ 150 millones, y el ex presidente de YPFB advirtió al Congreso que refinerías clave estaban al borde de paralizarse. El anuncio se da en un contexto de mayor acercamiento político entre Chile y Bolivia, pese a la falta de relaciones diplomáticas plenas.</w:t>
       </w:r>
     </w:p>
     <w:p>
@@ -1012,7 +1012,7 @@
           <w:color w:val="404040"/>
           <w:sz w:val="21"/>
         </w:rPr>
-        <w:t>Tras el inédito fallo de la Corte Suprema por daño ambiental en el entorno lacustre, la generadora deberá ingresar las operaciones de la hidroeléctrica en Cochamó de forma retroactiva a la evaluación del SEIA. La empresa generadoraColbún S.A.presentó ante elConsejo Regional de Los Lagos su Plan de Reparación por Daño Ambiental para el ecosistema del lago Chapo.La iniciativa, que se encuentra en etapa de elaboración y debe ser aprobada por elTercer Tribunal Ambiental, está orientada amitigar los impactos derivados de la operación de la Central Hidroeléctrica Canutillar. Su formulación preliminar responde a un proceso legal iniciado 2022 tras una demanda y que en enero de 2026, enfrenta la ratificación de laCorte Supremadel fallo que previamente había entregado elTercer Tribunal Ambiental,que responsabilizó a la empresa por el deterioro del entorno, producto de las operaciones de la central que provocaron "fluctuaciones perjudiciales en el ecosistema".</w:t>
+        <w:t>Colbún presentó ante el Consejo Regional de Los Lagos su Plan de Reparación por Daño Ambiental para el lago Chapo, en cumplimiento de la sentencia de la Corte Suprema que confirmó su responsabilidad por el deterioro del ecosistema lacustre derivado de las operaciones de la Central Hidroeléctrica Canutillar. El plan considera medidas de bioingeniería con vegetación nativa para controlar la erosión de riberas, el mantenimiento de una cota mínima de operación de 231 metros sobre el nivel del mar, y monitoreos ambientales permanentes, aunque los montos de inversión aún no están cuantificados. La empresa debe presentar el plan definitivo en un plazo de 120 días hábiles al Tercer Tribunal Ambiental para su aprobación. La sentencia también obliga a la compañía a someter las operaciones de la central a evaluación retroactiva bajo el SEIA, lo que constituye un precedente inédito a nivel nacional.</w:t>
       </w:r>
     </w:p>
     <w:p>
@@ -1058,7 +1058,7 @@
           <w:color w:val="404040"/>
           <w:sz w:val="21"/>
         </w:rPr>
-        <w:t>La Comisión de Evaluación Ambiental (Coeva) de la Región Metropolitana dio luz verde a la obra que venía con recomendación favorable. Por unanimidad, la mañana de este miércolesla Comisión de Evaluación Ambiental (Coeva) de la Región Metropolitana aprobó la Línea 8 del Metro de Santiago, iniciativa que involucra una inversión de US$ 1.900 millones. La obra consiste en la construcción y operación de la nueva Línea 8 del Metro de Santiago, beneficiando a una población estimada de 1,9 millones de habitantes. Este trazado considera una longitud aproximada de 18,5 kilómetros.</w:t>
+        <w:t>La Coeva de la Región Metropolitana aprobó por unanimidad el proyecto de la Línea 8 del Metro de Santiago, con una inversión de US$ 1.900 millones y un trazado de 18,5 kilómetros en túnel con 14 estaciones. La nueva línea conectará las comunas de Puente Alto, La Florida, Peñalolén, Macul, Ñuñoa, Providencia y Las Condes, beneficiando a una población estimada de 1,9 millones de habitantes y reduciendo los tiempos de viaje en cerca de 23 minutos (un 41%). El EIA del proyecto se evaluó en 649 días, aproximadamente un 55% del tiempo promedio de 1.124 días registrado en 2025. El SEA había emitido una recomendación favorable a fines de abril.</w:t>
       </w:r>
     </w:p>
     <w:p>
@@ -1119,7 +1119,7 @@
           <w:color w:val="404040"/>
           <w:sz w:val="21"/>
         </w:rPr>
-        <w:t>La propuesta de iniciativa paralela del Ejecutivo no cumple con lo que se había conversado, explicaron los parlamentarios. “Se cae el acuerdo, porque no nos entregan un proyecto que está a la altura de lo que nosotros habíamos acordado y conversado”,fue el anuncio que realizóla bancada del Partido de la Gente (PDG)la noche de este miércoles en el Congreso Nacional, en relación con el proyecto de reactivación económica. Los diputados explicaron que la oferta del gobierno no se corresponde con lo que la bancada había acordado con el Ejecutivo,en cuanto a la devolución del IVA para los medicamentos y pañales, por lo que el PDG rechazaría la idea de legislar mañana jueves en la Comisión de Hacienda de la Cámara.</w:t>
+        <w:t>La bancada del Partido de la Gente anunció el miércoles en la noche que rechazará la idea de legislar del proyecto de reactivación económica, argumentando que la propuesta del gobierno no cumple con lo acordado previamente en cuanto a la devolución del IVA en medicamentos y pañales. El PDG había pedido universalidad en la rebaja del IVA para pañales y una canasta amplia de medicamentos con la misma medida, pero el Ejecutivo presentó un bono trimestral restringido al quinto decil. El jefe de bancada, Juan Marcelo Valenzuela, dejó abierta una eventual reapertura del diálogo condicionada a una reunión del jueves entre Franco Parisi y el ministro Quiroz. La ruptura se suma al anuncio previo de rechazo del bloque opositor que va desde la DC hasta el PC.</w:t>
       </w:r>
     </w:p>
     <w:p>
@@ -1165,7 +1165,7 @@
           <w:color w:val="404040"/>
           <w:sz w:val="21"/>
         </w:rPr>
-        <w:t>De acuerdo con lo informado por ENAP, el precio de las bencinas se mantendrá en lo que viene. Analistas ven en el ajuste del Mepco una decisión del gobierno para contener nuevos aumentos. Finalmente, el bolsillo de los automovilistas va a tener algún alivio durante esta semana. De acuerdo con lo informado porla Empresa Nacional de Petróleo (ENAP), el diésel experimentará una reducción de su precio de hasta $47,3 por litro a partir de este jueves.</w:t>
+        <w:t>ENAP informó que el diésel bajará $47,3 por litro a partir del jueves, en contraste con el alza histórica de cerca de $580 por litro registrada en marzo. Las bencinas prácticamente no variarán —la de 93 octanos sube apenas $0,1— porque el Ministerio de Hacienda modificó los parámetros del Mepco al ampliar el promedio histórico considerado de 4 a 13 semanas, evitando un alza estimada de $75 en las gasolinas. Economistas señalan que la intervención refleja una decisión política del gobierno para proteger el bolsillo de los hogares en un contexto donde el IPC de abril —que se publicará el viernes— se proyecta entre 1,4% y 1,7%, lo que elevaría la inflación anual sobre el umbral del 4%. El GLP vehicular será el único producto que registrará alza, de $49,3 por litro.</w:t>
       </w:r>
     </w:p>
     <w:p>
@@ -1211,7 +1211,7 @@
           <w:color w:val="404040"/>
           <w:sz w:val="21"/>
         </w:rPr>
-        <w:t>El ministro de Hacienda recalcó que este jueves un equipo de la Dipres abordará en detalle los nueve riesgos detectados por el organismo. Una primera reacción entregó la noche de este miércoles el ministro de Hacienda, Jorge Quiroz, ante el informe presentado este martes por el Consejo Fiscal Autónomo (CFA) ante la comisión de Hacienda de la Cámara de Diputados, en el que si bien valoró algunos aspectos del proyecto de ley de reconstrucción y reactivación -como las medidas procrecimiento y las de mayor eficiencia en el gasto público- también levantó alertas por el eventual impacto fiscal de la iniciativa. En un comunicado de prensa, Quiroz se enfocó en lo que considera los "amplios puntos de coincidencia" que el organismo comparte con el Gobierno respecto del citado proyecto.</w:t>
+        <w:t>El ministro de Hacienda, Jorge Quiroz, respondió al informe del Consejo Fiscal Autónomo (CFA) destacando los puntos de coincidencia en las medidas pro crecimiento y cuestionando la metodología del organismo, que evalúa cada medida por separado en lugar de considerar el efecto agregado del proyecto. Quiroz anunció que el jueves la Dipres responderá una por una las nueve prevenciones del CFA ante la comisión de Hacienda, y que el gobierno mantiene la urgencia legislativa. El ministro hizo un llamado a los parlamentarios a votar con 'sentido de país' ante cuatro años de estancamiento, 900 mil desempleados y un déficit fiscal del 2,8% del PIB en 12 meses móviles. Subrayó que el proyecto debe analizarse como un todo y junto a otras medidas administrativas complementarias en ejecución.</w:t>
       </w:r>
     </w:p>
     <w:p>
@@ -1257,7 +1257,7 @@
           <w:color w:val="404040"/>
           <w:sz w:val="21"/>
         </w:rPr>
-        <w:t>La timonel socialista, senadora Paulina Vodanovic, exigió al Ejecutivo que retire la urgencia a la iniciativa. “Desde la Democracia Cristiana (DC) hasta el Partido Comunista (PC), todos nuestros diputados votarán en contra, en general, la idea de legislar”el proyecto de reactivación económica del gobierno. Ese fue el anuncio que hizo este miércoles la presidenta del Partido Socialista (PS), senadora Paulina Vodanovic, en la Cámara de Diputados, flanqueada por dirigentes de los partidos mencionados, más el Frente Amplio (FA), el PPD y el Partido Liberal (PL); y por parlamentarios opositores.</w:t>
+        <w:t>La presidenta del PS, senadora Paulina Vodanovic, anunció que todos los partidos desde la DC hasta el PC rechazarán en general la idea de legislar el proyecto de reactivación, aunque la postura de la DC quedó ambigua tras la intervención esquiva de su timonel. La coordinación opositora se produjo tras las exposiciones críticas del FMI, el Banco Central y el CFA, que cuestionaron la sostenibilidad fiscal de la iniciativa. El PS propone separar el debate tributario de las medidas de reconstrucción y exige al gobierno retirar la urgencia. En la bancada DC hay al menos cinco diputados que estarían por aprobar o abstenerse, por lo que no hay una postura unificada cerrada.</w:t>
       </w:r>
     </w:p>
     <w:p>
@@ -1303,7 +1303,7 @@
           <w:color w:val="404040"/>
           <w:sz w:val="21"/>
         </w:rPr>
-        <w:t>Desde el gobierno se informó que la decisión marca el inicio de “una nueva etapa” para el plan, que busca hacer frente al impacto del cese de operaciones de la Planta Siderúrgica de Huachipato, en 2024. El biministro de Economía y Minería, Daniel Mas, destacó que Biobío es fundamental para desatar el potencial económico de Chile. Elbiministro de Economía y Minería, Daniel Mas, aceptó este miércoles la renuncia de la secretaria ejecutiva del Plan de Fortalecimiento Industrial del Biobío, Carolina Parada. A partir de este mes, la conducción de esta instancia estratégica quedará en manos delseremi de Economía de la región, Christian Cifuentes,quien trabajará en coordinación directa con eldelegado presidencial regional, Julio Anativia. La periodista había asumido el liderazgo de esta institucionalidad inédita en el país, desde la implementación del plan. La gobernanza creada especialmente para su ejecución permitió eltrabajo coordinado y conjunto entre empresarios, gremios productivos, autoridades y representantes de los trabajadores.</w:t>
+        <w:t>El biministro Daniel Mas aceptó la renuncia de Carolina Parada a la secretaría ejecutiva del Plan de Fortalecimiento Industrial del Biobío, iniciativa creada para enfrentar el impacto económico del cierre de Huachipato en 2024. A partir de este mes, la conducción queda en manos del seremi de Economía Christian Cifuentes, en coordinación con el delegado presidencial regional. La nueva etapa estará apoyada en la Oficina de Autorizaciones Sectoriales e Inversión (OASI), creada bajo la Ley Marco de Autorizaciones Sectoriales, para acelerar la tramitación de permisos de inversión en la región. El biministro advirtió que la desocupación nacional supera las 920 mil personas y que el Biobío es clave para el potencial económico del país.</w:t>
       </w:r>
     </w:p>
     <w:p>
@@ -1349,7 +1349,7 @@
           <w:color w:val="404040"/>
           <w:sz w:val="21"/>
         </w:rPr>
-        <w:t>La caída, que rompe la tendencia de crecimiento de los dos primeros meses del año, responde principalmente a la baja de 10,2% en el servicio de carga embarcada. Pese a ello, la región cierra el primer trimestre con un crecimiento acumulado de 4,3%. La carga total movilizada por losterminales portuarios de la Región del Biobío registró una contracción interanual de 3,5% en marzo, al totalizar 2.162.060 toneladas. Según el último Boletín delInstituto Nacional de Estadísticas (INE), este resultado rompe la tendencia de crecimiento de los dos primeros meses del año y responde, fundamentalmente, debido al comportamiento negativo del servicio de carga embarcada al exterior, queexperimentó una caída de 10,2% en doce meses, tras movilizar poco más de 1 millón de toneladas. La carga embarcada desde los puertos del Biobío representa 50,7% de la operación total de la región.</w:t>
+        <w:t>Los terminales portuarios del Biobío movilizaron 2.162.060 toneladas en marzo, una caída interanual de 3,5% que rompe la tendencia positiva de los dos primeros meses del año, explicada principalmente por una baja del 10,2% en la carga embarcada al exterior. El cabotaje retrocedió 12,6% y el tránsito de mercancías cayó 19,3%, aunque las importaciones crecieron 20,4% y el movimiento de contenedores aumentó 9,3% con 126.357 TEUs. Pese a la caída de marzo, el primer trimestre cierra con un crecimiento acumulado de 4,3% gracias al buen desempeño de enero y febrero, con más de 6,8 millones de toneladas movilizadas. El informe del INE vincula la menor actividad portuaria con el alza de los combustibles y una reducción del 3,2% en el tráfico de vehículos de carga por peajes regionales.</w:t>
       </w:r>
     </w:p>
     <w:p>
@@ -1441,7 +1441,7 @@
           <w:color w:val="404040"/>
           <w:sz w:val="21"/>
         </w:rPr>
-        <w:t>El informe de la Secretaría de la corporación recomendó la admisibilidad del artículo que contempla el establecimiento del mecanismo por un plazo de 25 años. Después de más de una semana de espera, la Secretaría de la Cámara evacuó el informe comprometido respecto de la constitucionalidad del artículo 33 del proyecto de reactivación económica del gobierno, que propone establecer el mecanismo de la invariabilidad tributaria para atraer inversión por un plazo de 25 años.La instancia recomienda a la Presidencia de la corporación la “admisibilidad” de la iniciativa que ya esta siendo tramitada en la Comisión de Hacienda. En el curso de las 20 carillas que contiene el documento, se concluye, entre otras cosas, quela facultad de declarar la inadmisibilidad de un proyecto de ley es una potestad-deber de la Presidencia de la Cámara de Diputados, fundada en la Constitución Política, en la Ley Orgánica Constitucional del Congreso Nacionaly en el Reglamento de esta Cámara, que tiene por objeto cautelar el respeto a las reglas constitucionales de iniciativa legislativa, ideas matrices y requisitos formales del proceso legislativo.</w:t>
+        <w:t>La Secretaría de la Cámara emitió un informe recomendando la admisibilidad del artículo sobre invariabilidad tributaria por 25 años incluido en el proyecto de reactivación, descartando que pueda ser declarado inadmisible en esta etapa. El documento concluye que las normas de invariabilidad son parte de la iniciativa exclusiva del Presidente de la República en materia tributaria y tienen precedente legal en el DL 600 de 1974, que estuvo vigente hasta 2016. Sin embargo, la oposición no descarta recurrir al Tribunal Constitucional durante la tramitación si el artículo no es modificado. Los partidos opositores buscan acotar el mecanismo a inversiones sobre US$ 50 millones, sectores específicos y un plazo máximo de 12 a 15 años.</w:t>
       </w:r>
     </w:p>
     <w:p>
@@ -1533,7 +1533,7 @@
           <w:color w:val="404040"/>
           <w:sz w:val="21"/>
         </w:rPr>
-        <w:t>Pese a la apertura al diálogo, desde el Ejecutivo destacaron que la propuesta es responsable con el escenario económico y el estado del mercado laboral. Los ministros Quiroz y Rau presentaron el proyecto. Foto: Aton. Abierto al diálogo y a evaluar cambios a la propuesta de incremento de salario mínimo se mostró este martes el ministro de Hacienda, Jorge Quiroz, ante la comisión de Trabajo de la Cámara de Diputados, la cual inició la discusión de la propuesta.</w:t>
+        <w:t>El ministro Quiroz se mostró abierto a dialogar sobre la propuesta de reajuste del salario mínimo ante la comisión de Trabajo de la Cámara, reconociendo que un acuerdo con la CUT —cercano a los $20.000 de incremento— estaría sobre la mesa si se retoma la voluntad negociadora. El proyecto actual propone elevar el ingreso mínimo mensual a $546.546, equivalente a la variación del IPC acumulada entre enero y marzo de 2026 (1,4%), y un segundo reajuste en enero de 2027 según el IPC del resto del año. El ministro del Trabajo, Tomás Rau, contextualizó que la tasa de desempleo lleva 39 meses sobre el 8%, con un promedio de 8,6% en ese período. La oposición cuestionó que el gobierno no consultó al Consejo Superior Laboral antes de presentar el proyecto, lo que podría ser obligatorio según la legislación vigente.</w:t>
       </w:r>
     </w:p>
     <w:p>
@@ -1579,7 +1579,7 @@
           <w:color w:val="404040"/>
           <w:sz w:val="21"/>
         </w:rPr>
-        <w:t>Ante los parlamentarios, alertaron sobre el riesgo de pérdida de 30 mil puestos de trabajo directos y unos 80 mil indirectos. Una serie de advertencias, acompañadas de propuestas para enfrentar los reparos del sistema, expusieron este martes representantes de las asociaciones gremiales de Organismos Técnicos de Capacitación (OTEC) ante la propuesta del gobierno de poner fin a la llamada franquicia Sence que analiza la comisión de Hacienda de la Cámara de Diputados. Este incentivo, cuya eliminación es parte del proyecto de reconstrucción y reactivación económica, les permite a las empresas descontar del impuesto a la renta que se paga anualmente, hasta el 1% de la planilla anual de remuneraciones de su dotación. Un esquema en el que las OTEC tienen un rol clave, ya que son las entidades acreditadas y autorizadas por el Servicio Nacional de Capacitación y Empleo (Sence), para impartir cursos de capacitación utilizando esta herramienta.</w:t>
+        <w:t>Representantes de organismos técnicos de capacitación advirtieron ante la comisión de Hacienda que la eliminación de la franquicia Sence implicaría la pérdida de 30.000 empleos directos, 80.000 indirectos y el cierre de más de 3.100 pymes, y cuestionaron los informes utilizados por el gobierno para justificar la medida. Defendieron que el 72,4% de los beneficiarios del sistema tienen educación media completa o menos, y citaron un estudio de Sercotec que muestra que cada peso invertido en capacitación genera $3,2 en productividad. Propusieron reformar y modernizar el mecanismo en lugar de eliminarlo, con foco en tecnologías emergentes e inteligencia artificial. Por su parte, la CPC y la CChC expresaron su apoyo al proyecto de reactivación en general, valorando especialmente la rebaja del impuesto de primera categoría y los incentivos a la construcción.</w:t>
       </w:r>
     </w:p>
     <w:p>
@@ -1640,7 +1640,7 @@
           <w:color w:val="404040"/>
           <w:sz w:val="21"/>
         </w:rPr>
-        <w:t>A días de la actualización de las tasas aéreas impulsada por la ANAC, Aerolíneas Argentinas eliminó el equipaje de mano gratuito de su tarifa base para vuelos nacionales, mientras que el Aeropuerto de Ezeiza inauguró una sede de Sport Club para fortalecer sus ingresos no aeronáuticos. Laindustria aérea argentinaatraviesa un nuevo proceso de transformación. En medio de la controversia generada por elaumento de las tasas de navegación aéreasimpulsado por el gobierno de Javier Milei y las críticas levantadas por gremios internacionales, aerolíneas y operadores aeroportuarios comenzaron a acelerar cambios en sus servicios en un contexto de mayor crecimiento de las compañías low cost. La semana pasada,la Administración Nacional de Aviación Civil (ANAC) aprobó una actualización de las tasas que pagan las aerolíneas por servicios de navegación aérea y aterrizaje,dejando sin efecto el esquema tarifario vigente desde 2024.</w:t>
+        <w:t>Argentina actualizó las tasas de navegación aérea, con un alza del 15% en cargos internacionales y de hasta 359% en tasas nacionales, generando el rechazo de IATA que calificó la medida como una amenaza a la conectividad y competitividad del país. Aerolíneas Argentinas respondió eliminando el equipaje de mano gratuito de su tarifa base en vuelos nacionales para competir con las low cost, en un mercado donde JetSmart triplicó su participación de 17% a 25% entre diciembre de 2024 y diciembre de 2025. El Aeropuerto de Ezeiza inauguró el gimnasio Sport Club más grande del mundo dentro de una terminal aérea, con 3.250 m², como parte de una estrategia de diversificación de ingresos no aeronáuticos en el marco de un plan de inversiones de más de US$ 100 millones. El escenario refleja la presión competitiva y regulatoria que enfrenta la industria aérea argentina.</w:t>
       </w:r>
     </w:p>
     <w:p>
@@ -1686,7 +1686,7 @@
           <w:color w:val="404040"/>
           <w:sz w:val="21"/>
         </w:rPr>
-        <w:t>Según fuentes familiarizadas con el asunto,CoreWeave Inc. consiguió órdenes de inversión por valor deUS$ 19.000 millonespara un préstamo de US$ 3.100 millones respaldado por contratos de clientes paramicrochips; se trata del primero de su tipo en ser sindicado a gran escala en el mercado estadounidense de préstamos apalancados. Según fuentes que prefirieron permanecer en el anonimato debido a la confidencialidad de los detalles, esta demanda se sitúa casi con toda seguridad entre las más altas jamás registradas para un préstamo a plazo fijo. Se trata de una de las señales más claras hasta la fecha de que los inversionistas en los segmentos más arriesgados del mercado crediticio están ansiosos por participar en el auge de la infraestructura de IA, siempre y cuando existan las garantías adecuadas. El préstamo a 5,5 años de CoreWeave está respaldado por contratos vinculados a unidades de procesamiento gráfico que impulsan los modelos de IA para OpenAI, desarrollador de ChatGPT, y Cohere Inc. La empresa de computación en la nube también acordó reembolsar la deuda en su totalidad durante su vigencia, una cláusula que dio a los inversores mayor confianza en que no incurrirá en impago.</w:t>
+        <w:t>CoreWeave recibió órdenes de inversión por US$ 19.000 millones para un préstamo de US$ 3.100 millones respaldado por contratos de clientes para GPUs —el primero de su tipo en ser sindicado a gran escala en el mercado estadounidense de préstamos apalancados. El préstamo a 5,5 años está garantizado por contratos con OpenAI y Cohere vinculados a unidades de procesamiento gráfico para IA, y la empresa se comprometió a reembolsarlo íntegramente durante su vigencia, lo que generó alta confianza entre los inversores. El instrumento se cotizó a 4,5 puntos porcentuales sobre el índice de referencia, 50 puntos básicos más ajustado de lo inicialmente previsto, y fue gestionado por Morgan Stanley y Mitsubishi UFJ. La demanda récord refleja el apetito de los mercados por exposición a la infraestructura de IA con garantías adecuadas.</w:t>
       </w:r>
     </w:p>
     <w:p>
@@ -1732,7 +1732,7 @@
           <w:color w:val="404040"/>
           <w:sz w:val="21"/>
         </w:rPr>
-        <w:t>El Presidente del gigante sudamericano enfrenta un estancamiento en las encuestas de cara a la elección del 4 de octubre, empatando en 47% en las intenciones de voto con Flávio Bolsonaro. La cerrera presidencial se ha ido ajustando en Brasil.Flávio Bolsonaro, hijo del exjefe de Estado Jair Bolsonaro, comenzó a acortar su distancia con el PresidenteLula da Silvahastaempatarlo en 47%,de acuerdo con el más reciente sondeo de AtlasIntel y Bloomberg. En ese contexto, la visita de este jueves del mandatario brasileño a Washington D.C. para reunirse con su par estadounidense, Donald Trump, aunque centrada en temas económicos y de seguridad, inevitablemente tendrá una lectura en la política interna del gigante sudamericano.</w:t>
+        <w:t>La visita del presidente Lula a Washington para reunirse con Trump llega en un contexto de empate técnico en las encuestas presidenciales brasileñas, donde Flávio Bolsonaro alcanzó el 47% de intención de voto, empatando al mandatario de cara a las elecciones del 4 de octubre. Analistas señalan que el acercamiento a Trump puede reforzar la imagen de Lula como negociador pragmático capaz de construir puentes ideológicos, pero también entraña riesgos dada la imprevisibilidad del líder republicano y sus estrechos lazos con la familia Bolsonaro. La relación entre ambos gobiernos mejoró desde un encuentro en la ONU en septiembre pasado, cuando comenzaron a levantarse parcialmente los aranceles impuestos a exportaciones clave de Brasil. La narrativa del bolsonarismo que reclamaba una afinidad exclusiva con el trumpismo se ve debilitada con este acercamiento.</w:t>
       </w:r>
     </w:p>
     <w:p>
@@ -1778,7 +1778,7 @@
           <w:color w:val="404040"/>
           <w:sz w:val="21"/>
         </w:rPr>
-        <w:t>Más temprano, Axios informó que la Casa Blanca cree que está a punto de alcanzar un acuerdo con Irán sobre un memorándum de entendimiento de una página para poner fin a la guerra y establecer un marco para negociaciones nucleares más detalladas. El precio del petróleo Brent cayó con fuerza tras la noticia. El acuerdo implicaría que ambas partes levantaran las restricciones al tránsito por el estrecho de Ormuz. (Foto: Reuters) La Casa Blanca cree que está a punto de alcanzar un acuerdo con Irán sobre un memorándum de entendimiento de una página para poner fin a la guerray establecer un marco para negociaciones nucleares más detalladas, según informó Axios el miércoles, citando a dos funcionarios estadounidenses y otras dos fuentes al tanto del asunto.</w:t>
+        <w:t>Axios reveló que EEUU presentó a Irán un memorándum de entendimiento de una página y 14 puntos para poner fin a las hostilidades, negociado por Steve Witkoff y Jared Kushner con mediadores pakistaníes, y que la Casa Blanca espera una respuesta iraní en 48 horas. El acuerdo implicaría una moratoria al enriquecimiento nuclear iraní, el levantamiento gradual de sanciones estadounidenses y la apertura mutua del estrecho de Ormuz durante 30 días de negociaciones detalladas. El petróleo Brent cayó desde US$ 114 hasta cerca de US$ 101 tras la noticia, mientras los futuros bursátiles ampliaban sus avances. Irán señaló que solo aceptaría un acuerdo 'justo' y aún no ha respondido formalmente.</w:t>
       </w:r>
     </w:p>
     <w:p>
@@ -1824,7 +1824,7 @@
           <w:color w:val="404040"/>
           <w:sz w:val="21"/>
         </w:rPr>
-        <w:t>La petrolera estatal peruana ya suma su cuarto presidente en lo que va de 2026 y registró una caída de 21,43% en sus ingresos durante el primer trimestre del año. Petroperú,la mayor empresa estatal de hidrocarburos de Perú,enfrenta una nueva fase de incertidumbreen medio deldeterioro financiero que atraviesa la compañíay las dudas sobre el futuro de su reorganización. Y es que la Comisión de Energía y Minas del Congreso peruanodecidió suspender temporalmente el debate del proyecto que buscaba derogarel decreto de urgencia impulsado por el Ejecutivo comoparte del proceso de reestructuración iniciado en 2022para reorganizar patrimonial y financieramente a la compañía.</w:t>
+        <w:t>El Congreso peruano suspendió temporalmente el debate del proyecto que buscaba derogar el decreto de urgencia del ejecutivo que permite inversión privada en Petroperú, mientras la estatal acumuló su cuarto presidente en lo que va de 2026 al designar a Edmundo Lizarzaburu. En el primer trimestre de 2026, Petroperú reportó ingresos de US$ 770,1 millones, un 21,43% menos que el año anterior, con una deuda total de US$ 7.899 millones, de los cuales US$ 3.578 millones son de corto plazo. El ex presidente del directorio, Roger Arévalo, advirtió al Congreso que las refinerías de Iquitos, Talara y Conchán estaban en riesgo de paralizarse por falta de capital para comprar crudo, comprometiendo el suministro nacional de combustibles. La incertidumbre política impide avanzar en la reestructuración patrimonial iniciada en 2022.</w:t>
       </w:r>
     </w:p>
     <w:p>
@@ -1870,7 +1870,7 @@
           <w:color w:val="404040"/>
           <w:sz w:val="21"/>
         </w:rPr>
-        <w:t>El indicador, denominado "JP Morgan Private Assets Index (JPAX)-Middle Market", funcionará como un "instrumento de diagnóstico" en lugar de un índice negociable. El año pasado, la firma incorporó análisis de empresas privadas individuales, comenzando con OpenAI. JPMorgan Chase  creó un índice que rastrea a las empresas privadas medianasde EEUU con unos ingresos anuales combinados deUS$ 1 billón (millón de millones), la primera de una serie de herramientas planificadas para brindar a los inversionistas una mayor transparencia en el mundo de las empresas de capital cerrado. El producto está diseñado para proporcionar a los socios generales, socios limitados, corporaciones y empresas medianasun indicador de referencia de nivel institucional, según dos informes de investigación deJPMorganpublicados esta semana que anuncian el nuevo índice. Incluye aproximadamente 6.400 empresas, cada una con ingresos anuales de entreUS$ 10 millones y US$ 1.000 millones.</w:t>
+        <w:t>JPMorgan Chase creó el JP Morgan Private Assets Index (JPAX)-Middle Market, un índice que rastrea a unas 6.400 empresas privadas medianas de EEUU con ingresos anuales de entre US$ 10 millones y US$ 1.000 millones, y un total combinado de US$ 1 billón en ingresos anuales. El indicador funcionará como instrumento de diagnóstico institucional más que como índice negociable, y responde al creciente interés de los inversores en el mercado privado, que ha crecido mientras el número de empresas listadas en bolsa se ha reducido casi a la mitad desde los años 90. El banco ya había incorporado análisis de empresas privadas individuales el año pasado, comenzando por OpenAI. La iniciativa busca dar mayor transparencia a un segmento del mercado que históricamente ha carecido de benchmarks comparables.</w:t>
       </w:r>
     </w:p>
     <w:p>
@@ -1916,7 +1916,7 @@
           <w:color w:val="404040"/>
           <w:sz w:val="21"/>
         </w:rPr>
-        <w:t>Turner se convirtió en una de las figuras más poderosas de los medios de comunicación y el entretenimiento de Estados Unidos, con sus cadenas especializadas en noticias, deportes, reposiciones y películas antiguas. Turner en una imagen de archivo junto a su exesposa Jane Fonda. (Foto: Reuters) Ted Turner, el audaz deportista y empresario cuya ambición e instinto le llevaron a crear un imperio mediático que incluía la innovadora cadena de noticias CNN, falleció a los 87 años, informó CNN el miércoles citando un comunicado de prensa de Turner Enterprises.</w:t>
+        <w:t>Ted Turner, el empresario y filántropo que fundó CNN en 1980 y construyó un imperio mediático que incluía TBS, TNT y otros canales especializados, falleció a los 87 años. En 1996 fusionó su Turner Broadcasting System con Time Warner, aunque con el tiempo perdió el control de sus redes. Fuera de los medios, fue propietario de los Atlanta Braves y los Atlanta Hawks de la NBA, capitaneó el yate Courageous en la Copa América en los años 70, y donó US$ 1.000 millones a las Naciones Unidas. En 2018 había revelado que padecía demencia con cuerpos de Lewy, una enfermedad neurodegenerativa.</w:t>
       </w:r>
     </w:p>
     <w:p>
@@ -1962,7 +1962,7 @@
           <w:color w:val="404040"/>
           <w:sz w:val="21"/>
         </w:rPr>
-        <w:t>La resolución es con aquellos acreedores que poseen el 57,49% de los créditos en cuestión, cuyo valor total asciende a 4.568 millones de reales brasileños (US$ 913 millones). La brasileñaCompanhia Brasileira de Distribuição (GPA),anteriormente conocida como Grupo Pão de Açúcar,anunció que alcanzó un acuerdo sobre un nuevo plan de reestructura de deuda extrajudicial con acreedores. De acuerdo con lo informado por la compañía en un comunicado,dicha resolución es con aquellos acreedores que poseen el 57,49% de los créditos en cuestión,cuyo valor total asciende a 4.568 millones de reales brasileños (US$ 913 millones).</w:t>
+        <w:t>La brasileña Companhia Brasileira de Distribuição (GPA), operadora de la cadena de supermercados Pão de Açúcar, alcanzó un acuerdo extrajudicial de reestructuración de deuda con acreedores que poseen el 57,49% de sus créditos, cuyo valor total asciende a 4.568 millones de reales (US$ 913 millones). El plan busca reducir las obligaciones totales en más del 50% a lo largo del tiempo, extender el vencimiento promedio a 6,4 años y bajar el costo financiero a CDI más 0,5% anual. Se incluyen hasta 1.100 millones de reales en debentures convertibles con cuatro ventanas de conversión entre 2027 y 2031, y se proyecta que la reestructuración ahorre más de 4.000 millones de reales en desembolsos en los próximos dos años. La empresa había solicitado la reestructuración extrajudicial en marzo tras enfrentar dificultades por su elevado nivel de endeudamiento.</w:t>
       </w:r>
     </w:p>
     <w:p>
@@ -2008,7 +2008,7 @@
           <w:color w:val="404040"/>
           <w:sz w:val="21"/>
         </w:rPr>
-        <w:t>La valorización se dispara en medio de conversaciones de financiamiento en curso, mientras inversionistas como Tencent buscan una participación en el laboratorio de IA. El mayor vehículo de inversión en semiconductores respaldado por el Estado en China está en conversaciones para liderar el financiamiento de la primera ronda de levantamiento de capital de DeepSeek, una operación que podría valorar a la startup de IA en cerca deUS$ 45.000 millones. ElChina Integrated Circuit Industry Investment Fund, conocido habitualmente como el“Big Fund”, busca encabezar la inversión en DeepSeek, según cuatro personas con conocimiento de las conversaciones.</w:t>
+        <w:t>DeepSeek, la startup china de IA que saltó a la fama en enero de 2025 con su modelo R1 de código abierto, se acerca a una valorización de US$ 45.000 millones en su primera ronda de levantamiento de capital externo, casi el doble de los US$ 20.000 millones con que comenzó las negociaciones. El fondo estatal chino Big Fund, principal vehículo de inversión en semiconductores de China, busca liderar la ronda, y el gigante tecnológico Tencent también negocia una participación. La valorización escaló a medida que el apoyo del Big Fund reforzaría la posición de DeepSeek como líder en IA de frontera dentro del ecosistema tecnológico autónomo que China busca desarrollar frente a las restricciones de exportación de EEUU. El fundador Liang Wenfeng, que controla el 89,5% de la empresa, podría también invertir personalmente.</w:t>
       </w:r>
     </w:p>
     <w:p>
@@ -2054,7 +2054,7 @@
           <w:color w:val="404040"/>
           <w:sz w:val="21"/>
         </w:rPr>
-        <w:t>Hasta el 17 de abril se habían emitido más de 2 millones de recetas médica de Wegovy, con más de 200 mil solo en esa semana. Según informó Novo Nordisk en su reporte del primer trimestre difundido este miércoles, la píldoraWegovypara perder peso tuvoel mejor lanzamiento de cualquier tratamiento reciente en Estados Unidos, impulsando un alza de hasta 9% en su acción en la bolsa de Copenhague,avance que se ha moderado a 7% en el transcurso del día. En detalle, hasta el 17 de abril se habían emitidomás de 2 millones de recetas médicas, con más de 200 mil solo en esa semana.Las recetas de la píldorase están acercando al nivel de la inyección original Ozempic, que registró 270 mil en esa misma semana.</w:t>
+        <w:t>Novo Nordisk informó que su píldora Wegovy para perder peso tuvo el mejor lanzamiento de cualquier tratamiento reciente en EEUU, con más de 2 millones de recetas emitidas hasta el 17 de abril y más de 200.000 solo en esa semana. Las acciones de la farmacéutica danesa subieron hasta 9% en la bolsa de Copenhague ante el dato, aunque la compañía mantiene su proyección de caída del 12% en ventas totales para 2026. Los ingresos del primer trimestre cayeron 10% a 70.100 millones de coronas danesas (US$ 11.000 millones), afectados por provisiones extraordinarias en EEUU, mientras las ventas de medicamentos para la diabetes cayeron 18%. Novo enfrenta nueva competencia con la píldora Foundayo de Eli Lilly lanzada el mes pasado, aunque hasta ahora no ha afectado significativamente las recetas de Wegovy.</w:t>
       </w:r>
     </w:p>
     <w:p>
@@ -2100,7 +2100,7 @@
           <w:color w:val="404040"/>
           <w:sz w:val="21"/>
         </w:rPr>
-        <w:t>La acción de la firma surcoreana saltó 14% este miércoles y llevó al Kospi sobre los 7.000 puntos por primera vez, en medio del boom global de demanda por chips para la IA. La valorización bursátil de Samsung Electronics Co. superó el US$ 1 billón (millón de millones)después de que las acciones delmayor fabricante de memorias del mundomás que se cuadruplicaran durante el último año, impulsadas por lafuerte demanda de chips utilizados en inteligencia artificial. El hito se produjo luego de quelos títulos de la compañía surcoreana subieran 14% este miércoles, convirtiéndola en apenasla segunda firma asiática, después de Taiwan Semiconductor Manufacturing Co. (TSMC), en alcanzar ese nivel. El avance de Samsung también impulsó al índiceKospien más de 6%, llevándolo por primera vezpor encima de los 7.000 puntos.</w:t>
+        <w:t>Samsung Electronics superó la capitalización bursátil de US$ 1 billón tras un alza del 14% en sus acciones, convirtiéndose en la segunda empresa asiática en alcanzar ese hito después de TSMC, impulsada por el boom de demanda de chips para IA. La división de semiconductores reportó ganancias históricas en el trimestre de marzo, con un salto de 48 veces en utilidades por pedidos de centros de datos de IA, y los analistas esperan márgenes récord durante los próximos trimestres. El avance de Samsung llevó el índice Kospi de Corea del Sur sobre los 7.000 puntos por primera vez en su historia. La empresa enfrenta desafíos en sus divisiones de móviles y pantallas por presión de costos, y sus trabajadores amenazan con huelga de 18 días a fines de mayo.</w:t>
       </w:r>
     </w:p>
     <w:p>
@@ -2161,7 +2161,7 @@
           <w:color w:val="404040"/>
           <w:sz w:val="21"/>
         </w:rPr>
-        <w:t>En el marco del programa Choose Chile, los secretarios de Estado se reunieron con grandes empresas tecnológicas para promover la inversión y la formación de capital humano en el país. La ministra Lincolao y el canciller Pérez Mackenna junto con la vicepresidenta de Iniciativas Globales en IA de Nvidia, Calista Redmond. Una gira tecnológica emprendieron por Estados Unidos elministro de Relaciones Exteriores, Francisco Pérez Mackenna y la ministra de Ciencia, Tecnología, Conocimiento e Innovación, Ximena Lincolao.</w:t>
+        <w:t>El canciller Francisco Pérez Mackenna y la ministra de Ciencia Ximena Lincolao realizaron una gira por Silicon Valley en el marco del programa Choose Chile para atraer inversión tecnológica al país, con reuniones en Nvidia, Google, Apple, Meta, Salesforce y OpenAI. En Nvidia abordaron con la vicepresidenta de Iniciativas Globales el desarrollo de capacidades de IA en Chile y la formación de capital humano; en Google analizaron aplicaciones de IA en salud, educación e infraestructura digital. La gira incluyó la firma de un Memorándum de Entendimiento con la Universidad de Stanford y el Chile California Council para posicionar a Chile como primer socio internacional en un programa de aceleración en tecnología para incendios forestales. El gobierno destacó las ventajas del país: energías renovables, minerales críticos e instituciones sólidas para la industria tecnológica.</w:t>
       </w:r>
     </w:p>
     <w:p>
@@ -2207,7 +2207,7 @@
           <w:color w:val="404040"/>
           <w:sz w:val="21"/>
         </w:rPr>
-        <w:t>La tecnológica detrás de Claude señaló que la alianza incrementará “sustancialmente” sus recursos de cómputo y le permitirá elevar los límites de uso de sus productos de IA, al acceder a recursos computacionales en el centro de datos Colossus, propiedad de la compañía de Elon Musk. No se revelaron los términos del acuerdo. Foto: Bloomberg Anthropic PBC firmó un acuerdo con SpaceX, de Elon Musk, para reforzar su capacidad de cómputo y responder al fuerte aumento de la demanda por su software de inteligencia artificial (IA), Claude.</w:t>
+        <w:t>Anthropic firmó un acuerdo con SpaceX para acceder a recursos computacionales del centro de datos Colossus 1 en Memphis, con el objetivo de responder al fuerte crecimiento en la demanda de su asistente Claude y elevar los límites de uso de sus productos. La empresa señaló que la alianza incrementará 'sustancialmente' su capacidad de cómputo, aunque no se revelaron los términos económicos del acuerdo. La operación une a dos competidores en el desarrollo de IA: SpaceX, a través de xAI, construye centros de datos y compra chips de Nvidia, mientras Anthropic concentra su esfuerzo en el desarrollo de modelos de lenguaje. xAI se refirió a sí misma como 'SpaceXAI' al anunciar el acuerdo, lo que podría indicar un cambio de estrategia de marca.</w:t>
       </w:r>
     </w:p>
     <w:p>
@@ -2253,7 +2253,7 @@
           <w:color w:val="404040"/>
           <w:sz w:val="21"/>
         </w:rPr>
-        <w:t>Con este hito, la startup chilena basada en Nueva York se prepara para comenzar los trámites regulatorios en EEUU. David Bravo, CEO y cofundador de Pannex Therapeutics (foto asistida con IA). Cada año mueren en el mundo 150 mil mujeres por cáncer de mama triple negativo, el más agresivo de esta enfermedad, y solo el 20% de las pacientes responde a la inmunoterapia. Una startup chilena basada en Nueva York, Estados Unidos, busca cambiar esa realidad.</w:t>
+        <w:t>Pannex Therapeutics, startup chilena radicada en Nueva York, certificó los resultados preclínicos de su molécula PX-019, diseñada para hacer 'visible' el tumor de mama triple negativo al sistema inmune y extender la inmunoterapia al 80% de pacientes que actualmente no responde a ella. En estudios en animales, la combinación de PX-019 con inmunoterapia redujo el tumor un 70% respecto a animales no tratados y un 58% más que la inmunoterapia sola, activando además antes la respuesta inmune. La startup proyecta tener una versión final optimizada de la molécula a fines de 2026 para iniciar los trámites regulatorios en la FDA de EEUU, con miras a licenciar el compuesto a farmacéuticas. La compañía también trabaja en la molécula PX-04 para tratar el dolor neuropático crónico sin dependencia a opioides.</w:t>
       </w:r>
     </w:p>
     <w:p>
@@ -2299,7 +2299,7 @@
           <w:color w:val="404040"/>
           <w:sz w:val="21"/>
         </w:rPr>
-        <w:t>Recaudó US$ 300 mil a través de Broota, los que destinará a aumentar su base de clientes y nuevas funcionalidades con IA para su plataforma. La startup chilena Cliperty cerró una ronda por US$ 300 mil a través de la plataforma de financiamiento colectivo Broota, recursos que destinará a duplicar su base de clientes –tanto inmobiliarias como corredores- y a nuevos desarrollos con inteligencia artificial (IA). La compañía fue fundada en 2021 por los ingenieros civiles industriales Andrés Eguiguren y Diego Izikson, y Andrés Eguiguren (padre del primero).</w:t>
+        <w:t>Cliperty, startup chilena que digitaliza el ciclo comercial inmobiliario, cerró una ronda de US$ 300 mil a través de la plataforma Broota con 36 inversores, y sumó al director de empresas Luis Hernán Paul a su directorio. Los recursos se destinarán a duplicar la base de corredores de propiedades desde 450 a unos 900 a fin de año, y a desarrollar nuevas funcionalidades con IA incluyendo un asistente conversacional de análisis de datos que se lanzará a mediados de junio. La empresa opera dos líneas: software para inmobiliarias con 20 empresas y 180 desarrollos, y una plataforma para corredores con algoritmos de clasificación de leads por WhatsApp. Cliperty proyecta cerrar 2026 con unos US$ 600 mil en ingresos recurrentes anuales.</w:t>
       </w:r>
     </w:p>
     <w:p>
@@ -2345,7 +2345,7 @@
           <w:color w:val="404040"/>
           <w:sz w:val="21"/>
         </w:rPr>
-        <w:t>En el marco del Chile Fintech Forum 2026, el Claude Impact Lab reunirá a 200 desarrolladores y perfiles de negocio para crear herramientas basadas en inteligencia artificial que acerquen normas financieras complejas a la ciudadanía. Chile fue seleccionado entre nueve países para ser sede delprimer Claude Impact Lab de América Latina,un laboratorio de impacto cívico impulsado porAnthropicen el que equipos multidisciplinarioscrearán herramientas de inteligencia artificial (IA) para hacer más accesible la regulación financiera chilena, usando datos públicos de entidades como la Comisión para el Mercado Financiero (CMF), el Servicio de Impuestos Internos (SII) y el Servicio Nacional del Consumidor (Sernac). La iniciativa es organizada porBendita IA, FinteChile,y forma parte del programa global de Anthropic, y se llevará a cabo durante elChile Fintech Forum 2026, que se realizará en Espacio Riesco el 6 y 7 de mayo.</w:t>
+        <w:t>Chile fue seleccionado entre nueve países para albergar el primer Claude Impact Lab de América Latina de Anthropic, que se realizará durante el Chile Fintech Forum 2026 y reunirá a 200 desarrolladores y perfiles de negocio para crear herramientas de IA que hagan más accesible la regulación financiera. El laboratorio, organizado por Bendita IA y FinteChile, operará con datos públicos de la CMF, el SII y el Sernac, y se estructurará en tres líneas: inclusión financiera, ciberseguridad ciudadana y protección de datos del consumidor. Los equipos ganadores recibirán premios en efectivo, extensión de créditos de API de Claude, acceso al AI Fintech Sandbox Chile y menciones en el blog oficial de Anthropic. El organizador local destacó que América Latina tiene 400 millones de personas usando sistemas financieros sin acceso a información comprensible, y que Chile es el primer país de la región con la infraestructura para abordar ese problema.</w:t>
       </w:r>
     </w:p>
     <w:p>
@@ -2406,7 +2406,7 @@
           <w:color w:val="404040"/>
           <w:sz w:val="21"/>
         </w:rPr>
-        <w:t>La opinión del Consejo Fiscal Autónomo (CFA) era una de las más esperadas en la discusión del proyecto de ley de reconstrucción y reactivación del gobierno, por la profundidad y rigurosidad del análisis técnico que realiza respecto de las finanzas públicas. Y en este caso, pone bajo la lupa varios aspectos que, lejos de constituir un rechazo al fondo de la iniciativa, se instalan como un llamado de atención oportuno sobre su sostenibilidad, particularmente en un contexto de estrechez fiscal, donde las holguras son limitadas y las presiones de gasto persisten. En su diagnóstico, el CFA aunque valora la orientación procrecimiento del proyecto, plantea que presenta un “déficit persistente” en todo el horizonte de evaluación, con un deterioro que alcanza un máximo de 0,71% del PIB en 2030 y se mantiene en 0,43% del PIB hacia 2050. Y, entre 2026 y 2031 la iniciativa genera un impacto fiscal neto negativo, lo que, a su juicio, obliga a buscar fuentes de financiamiento adicionales que hoy no están contempladas. Este punto es determinante, ya que mientras los menores ingresos fiscales derivados de rebajas tributarias o incentivos se materializan, los efectos positivos sobre el crecimiento y la recaudación serían graduales y, sobre todo, inciertos. Incluso incorporando el efecto de segunda vuelta —es decir, el mayor crecimiento esperado—, el Consejo estima que en 2030 el balance fiscal seguiría siendo deficitario en torno a 0,3% del PIB. Solo en el largo plazo el escenario mejora, con un eventual superávit de 0,78% del PIB en régimen, pero sujeto a que se cumplan supuestos de crecimiento que tanto el CFA como el Fondo Monetario Internacional (FMI) consideran optimistas.</w:t>
+        <w:t>El editorial analiza el informe del CFA sobre el proyecto de reactivación económica, valorando que su análisis técnico no rechaza el fondo de la iniciativa sino que levanta alertas sobre la sostenibilidad fiscal: el organismo proyecta un déficit persistente que alcanza un máximo de 0,71% del PIB en 2030 y se mantiene en 0,43% hacia 2050, incluso incorporando los efectos de segunda vuelta del crecimiento. La editorial destaca que el problema no es el objetivo del proyecto —retomar el crecimiento y la inversión— sino la forma en que se financia y se calibra en el tiempo. Recomienda perfeccionar la iniciativa incorporando las sugerencias del CFA: avanzar hacia la neutralidad fiscal en el corto plazo, reforzar fuentes de financiamiento permanentes y ajustar la gradualidad de algunas medidas. Un acuerdo político amplio que otorgue viabilidad a las correcciones es presentado como condición necesaria para el éxito.</w:t>
       </w:r>
     </w:p>
     <w:p>
@@ -2452,7 +2452,7 @@
           <w:color w:val="404040"/>
           <w:sz w:val="21"/>
         </w:rPr>
-        <w:t>Hace pocos días estuve en Paraguay y conocí un país pujante, con una gran afluencia de capitales extranjeros, impulsada por políticas económicas claras y amigables. Entre ellas destaca un esquema impositivo parejo, con tasas del 10% para el IVA, el impuesto corporativo y el impuesto a las personas, lo que le ha permitido crecer muy por sobre la media del continente e incrementar de forma significativa su recaudación fiscal. En la misma línea se encuentra Uruguay. Un país que en los últimos años se ha consolidado como un hub financiero de Latinoamérica gracias a lo mismo: certezas jurídicas y reglas del juego estables. ¿Qué ganan estos países? Inversión, mayor productividad, generación de empleo y crecimiento económico. Todo ello, además, acompañado de una transferencia de conocimientos que fortalece la capacidad de sus trabajadores.</w:t>
+        <w:t>La columna destaca los casos de Paraguay y Uruguay como ejemplos de economías latinoamericanas que han crecido significativamente gracias a políticas económicas simples, estables y amigables con la inversión. Paraguay combina tasas del 10% para IVA, impuesto corporativo e impuesto a las personas, lo que ha permitido atraer capitales extranjeros y crecer por sobre la media regional con mayor recaudación fiscal. Uruguay se consolida como hub financiero regional gracias a la certeza jurídica y reglas del juego estables que atraen inversión y generan empleo de calidad. A la luz de estos ejemplos, el autor concluye que el plan de crecimiento del gobierno no está equivocado en su dirección.</w:t>
       </w:r>
     </w:p>
     <w:p>
@@ -2498,7 +2498,7 @@
           <w:color w:val="404040"/>
           <w:sz w:val="21"/>
         </w:rPr>
-        <w:t>La reciente normativa de la CMF, que exigirá doble autenticación en pagos digitales desde 2026, responde a una necesidad evidente: el aumento del fraude y la pérdida de confianza en los sistemas electrónicos. En ese sentido, es una medida correcta y oportuna. Sin embargo, su implementación no está exenta de efectos. Muchas Fintech y emprendimientos tecnológicos, especialmente regionales, deberán realizar inversiones significativas para cumplir con estos estándares, lo que podría elevar las barreras de entrada y afectar la innovación. Pero el desafío principal no es técnico, sino cultural. El usuario chileno valora la rapidez y la simplicidad. Si cada transacción implica mayores pasos o fricción, existe el riesgo de desincentivar el uso de medios digitales e incluso favorecer el retorno al efectivo.</w:t>
+        <w:t>La columna evalúa la nueva normativa de la CMF que exigirá doble autenticación en pagos digitales desde 2026, considerándola una respuesta correcta al aumento del fraude, pero advirtiendo sobre sus efectos secundarios en fintech y emprendimientos tecnológicos que deberán realizar inversiones significativas para cumplir con los estándares. El argumento central es que el mayor desafío de la medida no es técnico sino cultural: el usuario chileno valora la rapidez y simplicidad, y una mayor fricción en las transacciones puede desincentivar el uso de medios digitales y favorecer el retorno al efectivo. La autora, académica de la Universidad Autónoma, propone acompañar la normativa con educación financiera y diseño centrado en el usuario para evitar efectos no deseados. Sin esta complementación, una buena norma podría generar consecuencias contrarias a sus objetivos.</w:t>
       </w:r>
     </w:p>
     <w:p>
